--- a/ky/wisdom-stories/your-hand-at-work-your-hope-in-god.docx
+++ b/ky/wisdom-stories/your-hand-at-work-your-hope-in-god.docx
@@ -39,7 +39,7 @@
           <w:sz w:val="22"/>
           <w:lang w:val="ky-KG"/>
         </w:rPr>
-        <w:t>Илгери бир дербиш болуптур. Күндөрүнүн көбүн жалгыздыкка берилип, ибадат кылуу менен өткөрчү экен. Бирок элге көз каранды болууну да жактырчу эмес, ошондуктан күнүнүн бир бөлүгүн ишке арначу: бир аз иштеп, өз кол эмгеги менен тапкан акчасына нан сатып алчу, муктаждыгынан ашканын болсо кедейлерге таратып берчү экен.</w:t>
+        <w:t>Илгери бир дервиш болуптур. Күндөрүнүн көбүн жалгыздыкка берилип, ибадат кылуу менен өткөрчү экен. Бирок элге көз каранды болууну да жактырчу эмес, ошондуктан күнүнүн бир бөлүгүн ишке арначу: бир аз иштеп, өз кол эмгеги менен тапкан акчасына нан сатып алчу, муктаждыгынан ашканын болсо кедейлерге таратып берчү экен.</w:t>
       </w:r>
     </w:p>
     <w:p>
@@ -57,7 +57,7 @@
           <w:sz w:val="22"/>
           <w:lang w:val="ky-KG"/>
         </w:rPr>
-        <w:t>Бир күнү ал дагы эле талаада ибадат кылып отуруп, бир түлкүнү көрүп калат. Түлкүнүн буттары майып болуп, сойлоп араң жылып жүрүптүр. Дербиш ичинен ойлонот: «Бул түлкү эмне менен күн көрөт болду экен? Жапайы жаныбарлар аң уулоо менен жашайт, аң уулаш үчүн болсо күлүк бут керек. Бул байкуштун буттары жарабайт. Кудай мунун ырыскысын кайдан жеткирет болду экен?»</w:t>
+        <w:t>Бир күнү ал дагы эле чөлдө ибадат кылып отуруп, бир түлкүнү көрүп калат. Түлкүнүн буттары майып болуп, сойлоп араң жылып жүрүптүр. Дервиш ичинен ойлонот: «Бул түлкү эмне менен күн көрөт болду экен? Жапайы жаныбарлар аң уулоо менен жашайт, аң уулаш үчүн болсо күлүк бут керек. Бул байкуштун буту жок. Кудай мунун ырыскысын кайдан жеткирет болду экен?»</w:t>
       </w:r>
     </w:p>
     <w:p>
@@ -93,7 +93,7 @@
           <w:sz w:val="22"/>
           <w:lang w:val="ky-KG"/>
         </w:rPr>
-        <w:t>Дербиш бул окуяга таң калат. Арстан аркылуу түлкүгө ырыскы жеткирген Кудайга алкыш айтат. Анан анын оюна мындай пикир келет: «Бул түлкү эч нерсе кылбай туруп ырыскысын тапса, Алла Таала менин ырыскымды эмнеге жеткирбесин? Мен ибадатка арнай турган сааттарымды кыскартып, ишке коротуп жатам. А чынында, ошол убакта да Эгеме ибадат кылып, сооп таба алмакмын. Мындан ары иштебейм. Майып түлкүнүн азыгын арстан аркылуу жеткирген Кудай менин да ырыскымды бир жол менен жеткирет».</w:t>
+        <w:t>Дервиш бул окуяга таң калат. Арстан аркылуу түлкүгө ырыскы жеткирген Кудайга алкыш айтат. Анан анын оюна мындай пикир келет: «Бул түлкү эч нерсе кылбай туруп ырыскысын тапса, Алла Таала менин ырыскымды эмнеге жеткирбесин? Ишке сарптаган убактымды ибадатка арнап, көбүрөөк сооп тапсам болот. Мындан ары иштебейм. Майып түлкүнүн азыгын арстан аркылуу жеткирген Кудай менин да ырыскымды жеткирет».</w:t>
       </w:r>
     </w:p>
     <w:p>
@@ -111,7 +111,7 @@
           <w:sz w:val="22"/>
           <w:lang w:val="ky-KG"/>
         </w:rPr>
-        <w:t>Ошол күндөн тартып дербиш ишти биротоло таштап, күнү-түнү ибадатка берилет. Бирок канча күтсө да, ырыскы келбейт. Эшигин каккан да, бир тилим нан алып келген да болбойт. Дербиш күндөн-күнгө арыктап, сөөгү менен териси эле калат.</w:t>
+        <w:t>Ошол күндөн тартып дервиш ишти биротоло таштап, күнү-түнү ибадатка берилет. Бирок канча күтсө да, ырыскы келбейт. Эшигин каккан да, бир тилим нан алып келген да болбойт. Дервиш күндөн-күнгө арыктап, сөөгү менен териси эле калат.</w:t>
       </w:r>
     </w:p>
     <w:p>
@@ -165,7 +165,7 @@
           <w:sz w:val="22"/>
           <w:lang w:val="ky-KG"/>
         </w:rPr>
-        <w:t>Дербиш кылган ишинен уялып, тообо кылат да, мурдагы жашоосуна кайтат. Кайрадан өз кол эмгеги менен ырыскы таап, башкаларга жүк болуу оюнан биротоло баш тартат.</w:t>
+        <w:t>Дервиш кылган ишинен уялып, тообо кылат да, мурдагы жашоосуна кайтат. Кайрадан өз кол эмгеги менен ырыскы таап, башкаларга жүк болуу оюнан биротоло баш тартат.</w:t>
       </w:r>
     </w:p>
     <w:p>
@@ -183,7 +183,7 @@
           <w:sz w:val="22"/>
           <w:lang w:val="ky-KG"/>
         </w:rPr>
-        <w:t>Сабак: Күчүң барда эмгектенип, адал ырыскыңды тап. Кудайга таянуу аракетсиз отуруу эмес. Өзүңө да, муктажга да пайдаң тийсин.</w:t>
+        <w:t>Сабак: Күчү бар туруп муктаждын үлүшүнө көз арткан адам Кудайга таянган болбойт — ал жалкоолугун ишеним менен жаап жатат.</w:t>
       </w:r>
     </w:p>
     <w:p>
@@ -202,7 +202,7 @@
           <w:sz w:val="18"/>
           <w:lang w:val="ky-KG"/>
         </w:rPr>
-        <w:t>Окуя ачык интернет булактарынан алынды.</w:t>
+        <w:t>Аңгемелер ачык интернет булактарынан алынган, иллюстрациялар болсо ЖИ менен түзүлгөн.</w:t>
       </w:r>
     </w:p>
     <w:sectPr>
